--- a/Docs.docx
+++ b/Docs.docx
@@ -1718,10 +1718,74 @@
       <w:pPr>
         <w:pStyle w:val="ListParagraph"/>
         <w:numPr>
+          <w:ilvl w:val="0"/>
+          <w:numId w:val="1"/>
+        </w:numPr>
+      </w:pPr>
+      <w:r>
+        <w:t>Các app</w:t>
+      </w:r>
+    </w:p>
+    <w:p>
+      <w:pPr>
+        <w:pStyle w:val="ListParagraph"/>
+        <w:numPr>
           <w:ilvl w:val="1"/>
           <w:numId w:val="1"/>
         </w:numPr>
       </w:pPr>
+      <w:r>
+        <w:lastRenderedPageBreak/>
+        <w:t>accounts</w:t>
+      </w:r>
+    </w:p>
+    <w:p>
+      <w:pPr>
+        <w:pStyle w:val="ListParagraph"/>
+        <w:numPr>
+          <w:ilvl w:val="1"/>
+          <w:numId w:val="1"/>
+        </w:numPr>
+      </w:pPr>
+      <w:r>
+        <w:t>jobs</w:t>
+      </w:r>
+    </w:p>
+    <w:p>
+      <w:pPr>
+        <w:pStyle w:val="ListParagraph"/>
+        <w:numPr>
+          <w:ilvl w:val="1"/>
+          <w:numId w:val="1"/>
+        </w:numPr>
+      </w:pPr>
+      <w:r>
+        <w:t>applications</w:t>
+      </w:r>
+    </w:p>
+    <w:p>
+      <w:pPr>
+        <w:pStyle w:val="ListParagraph"/>
+        <w:numPr>
+          <w:ilvl w:val="1"/>
+          <w:numId w:val="1"/>
+        </w:numPr>
+      </w:pPr>
+      <w:r>
+        <w:t>interactions</w:t>
+      </w:r>
+    </w:p>
+    <w:p>
+      <w:pPr>
+        <w:pStyle w:val="ListParagraph"/>
+        <w:numPr>
+          <w:ilvl w:val="1"/>
+          <w:numId w:val="1"/>
+        </w:numPr>
+      </w:pPr>
+      <w:r>
+        <w:t>moderation</w:t>
+      </w:r>
     </w:p>
     <w:p>
       <w:pPr>

--- a/Docs.docx
+++ b/Docs.docx
@@ -1787,6 +1787,941 @@
         <w:t>moderation</w:t>
       </w:r>
     </w:p>
+    <w:p>
+      <w:pPr>
+        <w:pStyle w:val="ListParagraph"/>
+        <w:numPr>
+          <w:ilvl w:val="0"/>
+          <w:numId w:val="1"/>
+        </w:numPr>
+      </w:pPr>
+      <w:r>
+        <w:t>Front End UI</w:t>
+      </w:r>
+    </w:p>
+    <w:p>
+      <w:pPr>
+        <w:pStyle w:val="ListParagraph"/>
+        <w:numPr>
+          <w:ilvl w:val="1"/>
+          <w:numId w:val="1"/>
+        </w:numPr>
+      </w:pPr>
+      <w:r>
+        <w:t>Trang chủ</w:t>
+      </w:r>
+    </w:p>
+    <w:p>
+      <w:pPr>
+        <w:pStyle w:val="ListParagraph"/>
+        <w:numPr>
+          <w:ilvl w:val="2"/>
+          <w:numId w:val="1"/>
+        </w:numPr>
+      </w:pPr>
+      <w:r>
+        <w:t>Candidate</w:t>
+      </w:r>
+    </w:p>
+    <w:p>
+      <w:pPr>
+        <w:pStyle w:val="ListParagraph"/>
+        <w:numPr>
+          <w:ilvl w:val="3"/>
+          <w:numId w:val="1"/>
+        </w:numPr>
+      </w:pPr>
+      <w:r>
+        <w:t>New Feed các jobposts mọi nơi, có bộ lọc.</w:t>
+      </w:r>
+      <w:r>
+        <w:t xml:space="preserve"> (có thể tích hợp chức năng tìm việc gần đây bằng gg map)</w:t>
+      </w:r>
+    </w:p>
+    <w:p>
+      <w:pPr>
+        <w:pStyle w:val="ListParagraph"/>
+        <w:numPr>
+          <w:ilvl w:val="3"/>
+          <w:numId w:val="1"/>
+        </w:numPr>
+      </w:pPr>
+      <w:r>
+        <w:t>Các job josts từ các nhà tuyển dụng đã follow</w:t>
+      </w:r>
+      <w:r>
+        <w:t xml:space="preserve">, có lọc </w:t>
+      </w:r>
+    </w:p>
+    <w:p>
+      <w:pPr>
+        <w:pStyle w:val="ListParagraph"/>
+        <w:numPr>
+          <w:ilvl w:val="2"/>
+          <w:numId w:val="1"/>
+        </w:numPr>
+      </w:pPr>
+      <w:r>
+        <w:t>Employer</w:t>
+      </w:r>
+    </w:p>
+    <w:p>
+      <w:pPr>
+        <w:pStyle w:val="ListParagraph"/>
+        <w:numPr>
+          <w:ilvl w:val="3"/>
+          <w:numId w:val="1"/>
+        </w:numPr>
+      </w:pPr>
+      <w:r>
+        <w:t>Các jobpost đã tạo</w:t>
+      </w:r>
+      <w:r>
+        <w:t xml:space="preserve"> còn hạn</w:t>
+      </w:r>
+      <w:r>
+        <w:t>, có lọc</w:t>
+      </w:r>
+    </w:p>
+    <w:p>
+      <w:pPr>
+        <w:pStyle w:val="ListParagraph"/>
+        <w:numPr>
+          <w:ilvl w:val="3"/>
+          <w:numId w:val="1"/>
+        </w:numPr>
+      </w:pPr>
+      <w:r>
+        <w:t>New feed các jobpost mọi nơi, có lọc</w:t>
+      </w:r>
+    </w:p>
+    <w:p>
+      <w:pPr>
+        <w:pStyle w:val="ListParagraph"/>
+        <w:numPr>
+          <w:ilvl w:val="1"/>
+          <w:numId w:val="1"/>
+        </w:numPr>
+      </w:pPr>
+      <w:r>
+        <w:t>Tìm kiếm</w:t>
+      </w:r>
+    </w:p>
+    <w:p>
+      <w:pPr>
+        <w:pStyle w:val="ListParagraph"/>
+        <w:numPr>
+          <w:ilvl w:val="2"/>
+          <w:numId w:val="1"/>
+        </w:numPr>
+      </w:pPr>
+      <w:r>
+        <w:t>Tìm kiếm các ứng viên, nhà tuyển dụng bằng username</w:t>
+      </w:r>
+    </w:p>
+    <w:p>
+      <w:pPr>
+        <w:pStyle w:val="ListParagraph"/>
+        <w:numPr>
+          <w:ilvl w:val="1"/>
+          <w:numId w:val="1"/>
+        </w:numPr>
+      </w:pPr>
+      <w:r>
+        <w:t>Chat</w:t>
+      </w:r>
+    </w:p>
+    <w:p>
+      <w:pPr>
+        <w:pStyle w:val="ListParagraph"/>
+        <w:numPr>
+          <w:ilvl w:val="2"/>
+          <w:numId w:val="1"/>
+        </w:numPr>
+      </w:pPr>
+      <w:r>
+        <w:t>2 bên chat với nhau</w:t>
+      </w:r>
+    </w:p>
+    <w:p>
+      <w:pPr>
+        <w:pStyle w:val="ListParagraph"/>
+        <w:numPr>
+          <w:ilvl w:val="1"/>
+          <w:numId w:val="1"/>
+        </w:numPr>
+      </w:pPr>
+      <w:r>
+        <w:t>Me</w:t>
+      </w:r>
+    </w:p>
+    <w:p>
+      <w:pPr>
+        <w:pStyle w:val="ListParagraph"/>
+        <w:numPr>
+          <w:ilvl w:val="2"/>
+          <w:numId w:val="1"/>
+        </w:numPr>
+      </w:pPr>
+      <w:r>
+        <w:t>Profile</w:t>
+      </w:r>
+      <w:r>
+        <w:t xml:space="preserve"> (Là header</w:t>
+      </w:r>
+      <w:r>
+        <w:t xml:space="preserve"> dính</w:t>
+      </w:r>
+      <w:r>
+        <w:t xml:space="preserve"> của tab Me luôn</w:t>
+      </w:r>
+      <w:r>
+        <w:t>, như tiktok</w:t>
+      </w:r>
+      <w:r>
+        <w:t>)</w:t>
+      </w:r>
+    </w:p>
+    <w:p>
+      <w:pPr>
+        <w:pStyle w:val="ListParagraph"/>
+        <w:numPr>
+          <w:ilvl w:val="3"/>
+          <w:numId w:val="1"/>
+        </w:numPr>
+      </w:pPr>
+      <w:r>
+        <w:t>Follow</w:t>
+      </w:r>
+    </w:p>
+    <w:p>
+      <w:pPr>
+        <w:pStyle w:val="ListParagraph"/>
+        <w:numPr>
+          <w:ilvl w:val="3"/>
+          <w:numId w:val="1"/>
+        </w:numPr>
+      </w:pPr>
+      <w:r>
+        <w:t xml:space="preserve">Tên, thông tin </w:t>
+      </w:r>
+      <w:r>
+        <w:t xml:space="preserve">user </w:t>
+      </w:r>
+    </w:p>
+    <w:p>
+      <w:pPr>
+        <w:pStyle w:val="ListParagraph"/>
+        <w:numPr>
+          <w:ilvl w:val="3"/>
+          <w:numId w:val="1"/>
+        </w:numPr>
+      </w:pPr>
+      <w:r>
+        <w:t xml:space="preserve">Nút </w:t>
+      </w:r>
+      <w:r>
+        <w:t>Cài Đặt</w:t>
+      </w:r>
+      <w:r>
+        <w:t xml:space="preserve"> </w:t>
+      </w:r>
+    </w:p>
+    <w:p>
+      <w:pPr>
+        <w:pStyle w:val="ListParagraph"/>
+        <w:numPr>
+          <w:ilvl w:val="4"/>
+          <w:numId w:val="1"/>
+        </w:numPr>
+      </w:pPr>
+      <w:r>
+        <w:t>Tài khoản (hiện chi tiết thông tin tài khoản)</w:t>
+      </w:r>
+    </w:p>
+    <w:p>
+      <w:pPr>
+        <w:pStyle w:val="ListParagraph"/>
+        <w:numPr>
+          <w:ilvl w:val="4"/>
+          <w:numId w:val="1"/>
+        </w:numPr>
+      </w:pPr>
+      <w:r>
+        <w:t>BugReport</w:t>
+      </w:r>
+    </w:p>
+    <w:p>
+      <w:pPr>
+        <w:pStyle w:val="ListParagraph"/>
+        <w:numPr>
+          <w:ilvl w:val="4"/>
+          <w:numId w:val="1"/>
+        </w:numPr>
+      </w:pPr>
+      <w:r>
+        <w:t>Hướng dẫn sử dụng</w:t>
+      </w:r>
+    </w:p>
+    <w:p>
+      <w:pPr>
+        <w:pStyle w:val="ListParagraph"/>
+        <w:numPr>
+          <w:ilvl w:val="4"/>
+          <w:numId w:val="1"/>
+        </w:numPr>
+      </w:pPr>
+      <w:r>
+        <w:t>Điều khoản sử dụng</w:t>
+      </w:r>
+    </w:p>
+    <w:p>
+      <w:pPr>
+        <w:pStyle w:val="ListParagraph"/>
+        <w:numPr>
+          <w:ilvl w:val="4"/>
+          <w:numId w:val="1"/>
+        </w:numPr>
+      </w:pPr>
+      <w:r>
+        <w:t>Chính sách bảo mật</w:t>
+      </w:r>
+    </w:p>
+    <w:p>
+      <w:pPr>
+        <w:pStyle w:val="ListParagraph"/>
+        <w:numPr>
+          <w:ilvl w:val="4"/>
+          <w:numId w:val="1"/>
+        </w:numPr>
+      </w:pPr>
+      <w:r>
+        <w:t>Chính sách dữ liệu cá nhân</w:t>
+      </w:r>
+    </w:p>
+    <w:p>
+      <w:pPr>
+        <w:pStyle w:val="ListParagraph"/>
+        <w:numPr>
+          <w:ilvl w:val="4"/>
+          <w:numId w:val="1"/>
+        </w:numPr>
+      </w:pPr>
+      <w:r>
+        <w:t>Đăng xuất</w:t>
+      </w:r>
+    </w:p>
+    <w:p>
+      <w:pPr>
+        <w:pStyle w:val="ListParagraph"/>
+        <w:numPr>
+          <w:ilvl w:val="2"/>
+          <w:numId w:val="1"/>
+        </w:numPr>
+      </w:pPr>
+      <w:r>
+        <w:t>Resume/Jobpost tùy role</w:t>
+      </w:r>
+    </w:p>
+    <w:p>
+      <w:pPr>
+        <w:pStyle w:val="ListParagraph"/>
+        <w:numPr>
+          <w:ilvl w:val="3"/>
+          <w:numId w:val="1"/>
+        </w:numPr>
+      </w:pPr>
+      <w:r>
+        <w:t>Hiện thị các resume</w:t>
+      </w:r>
+      <w:r>
+        <w:t>,</w:t>
+      </w:r>
+      <w:r>
+        <w:t xml:space="preserve"> jobpost</w:t>
+      </w:r>
+      <w:r>
+        <w:t xml:space="preserve"> </w:t>
+      </w:r>
+      <w:r>
+        <w:t xml:space="preserve">đã </w:t>
+      </w:r>
+      <w:r>
+        <w:t>tạo</w:t>
+      </w:r>
+      <w:r>
+        <w:t xml:space="preserve"> </w:t>
+      </w:r>
+      <w:r>
+        <w:t>(có lọc</w:t>
+      </w:r>
+      <w:r>
+        <w:t>, tìm kiếm</w:t>
+      </w:r>
+      <w:r>
+        <w:t>)</w:t>
+      </w:r>
+      <w:r>
+        <w:t>. Nếu người khác vào coi thì chỉ thấy active</w:t>
+      </w:r>
+    </w:p>
+    <w:p>
+      <w:pPr>
+        <w:pStyle w:val="ListParagraph"/>
+        <w:numPr>
+          <w:ilvl w:val="3"/>
+          <w:numId w:val="1"/>
+        </w:numPr>
+      </w:pPr>
+      <w:r>
+        <w:t>Đi vào chi tiết resume</w:t>
+      </w:r>
+      <w:r>
+        <w:t>,jobpost</w:t>
+      </w:r>
+    </w:p>
+    <w:p>
+      <w:pPr>
+        <w:pStyle w:val="ListParagraph"/>
+        <w:numPr>
+          <w:ilvl w:val="3"/>
+          <w:numId w:val="1"/>
+        </w:numPr>
+      </w:pPr>
+      <w:r>
+        <w:t>Tạo resume/jobpost mới</w:t>
+      </w:r>
+    </w:p>
+    <w:p>
+      <w:pPr>
+        <w:pStyle w:val="ListParagraph"/>
+        <w:numPr>
+          <w:ilvl w:val="2"/>
+          <w:numId w:val="1"/>
+        </w:numPr>
+      </w:pPr>
+      <w:r>
+        <w:t>Comment</w:t>
+      </w:r>
+    </w:p>
+    <w:p>
+      <w:pPr>
+        <w:pStyle w:val="ListParagraph"/>
+        <w:numPr>
+          <w:ilvl w:val="3"/>
+          <w:numId w:val="1"/>
+        </w:numPr>
+      </w:pPr>
+      <w:r>
+        <w:t xml:space="preserve">Xem các cmt mà mình được </w:t>
+      </w:r>
+      <w:r>
+        <w:t>đánh giá</w:t>
+      </w:r>
+    </w:p>
+    <w:p>
+      <w:pPr>
+        <w:pStyle w:val="ListParagraph"/>
+        <w:numPr>
+          <w:ilvl w:val="3"/>
+          <w:numId w:val="1"/>
+        </w:numPr>
+      </w:pPr>
+      <w:r>
+        <w:t>Có Nút truy về jobpost mà mình được comment.</w:t>
+      </w:r>
+    </w:p>
+    <w:p>
+      <w:pPr>
+        <w:pStyle w:val="ListParagraph"/>
+        <w:numPr>
+          <w:ilvl w:val="2"/>
+          <w:numId w:val="1"/>
+        </w:numPr>
+      </w:pPr>
+      <w:r>
+        <w:t>JobApplication</w:t>
+      </w:r>
+      <w:r>
+        <w:t xml:space="preserve"> (chỉ Candidate</w:t>
+      </w:r>
+      <w:r>
+        <w:t xml:space="preserve"> và chủ profile</w:t>
+      </w:r>
+      <w:r>
+        <w:t>)</w:t>
+      </w:r>
+    </w:p>
+    <w:p>
+      <w:pPr>
+        <w:pStyle w:val="ListParagraph"/>
+        <w:numPr>
+          <w:ilvl w:val="3"/>
+          <w:numId w:val="1"/>
+        </w:numPr>
+      </w:pPr>
+      <w:r>
+        <w:t>Xem các job application mình đã gửi</w:t>
+      </w:r>
+    </w:p>
+    <w:p>
+      <w:pPr>
+        <w:pStyle w:val="ListParagraph"/>
+        <w:numPr>
+          <w:ilvl w:val="3"/>
+          <w:numId w:val="1"/>
+        </w:numPr>
+      </w:pPr>
+      <w:r>
+        <w:t>Xem chi tiết</w:t>
+      </w:r>
+    </w:p>
+    <w:p>
+      <w:pPr>
+        <w:pStyle w:val="ListParagraph"/>
+        <w:numPr>
+          <w:ilvl w:val="3"/>
+          <w:numId w:val="1"/>
+        </w:numPr>
+      </w:pPr>
+      <w:r>
+        <w:t>Tạo job application mới</w:t>
+      </w:r>
+    </w:p>
+    <w:p>
+      <w:pPr>
+        <w:pStyle w:val="ListParagraph"/>
+        <w:numPr>
+          <w:ilvl w:val="1"/>
+          <w:numId w:val="1"/>
+        </w:numPr>
+      </w:pPr>
+      <w:r>
+        <w:t>1 JobPost detail</w:t>
+      </w:r>
+    </w:p>
+    <w:p>
+      <w:pPr>
+        <w:pStyle w:val="ListParagraph"/>
+        <w:numPr>
+          <w:ilvl w:val="2"/>
+          <w:numId w:val="1"/>
+        </w:numPr>
+      </w:pPr>
+      <w:r>
+        <w:t>Thông tin jobpost</w:t>
+      </w:r>
+    </w:p>
+    <w:p>
+      <w:pPr>
+        <w:pStyle w:val="ListParagraph"/>
+        <w:numPr>
+          <w:ilvl w:val="2"/>
+          <w:numId w:val="1"/>
+        </w:numPr>
+      </w:pPr>
+      <w:r>
+        <w:lastRenderedPageBreak/>
+        <w:t>Ngày làm việc</w:t>
+      </w:r>
+    </w:p>
+    <w:p>
+      <w:pPr>
+        <w:pStyle w:val="ListParagraph"/>
+        <w:numPr>
+          <w:ilvl w:val="2"/>
+          <w:numId w:val="1"/>
+        </w:numPr>
+      </w:pPr>
+      <w:r>
+        <w:t>Địa chỉ đầy đủ</w:t>
+      </w:r>
+    </w:p>
+    <w:p>
+      <w:pPr>
+        <w:pStyle w:val="ListParagraph"/>
+        <w:numPr>
+          <w:ilvl w:val="2"/>
+          <w:numId w:val="1"/>
+        </w:numPr>
+      </w:pPr>
+      <w:r>
+        <w:t>CareerField</w:t>
+      </w:r>
+    </w:p>
+    <w:p>
+      <w:pPr>
+        <w:pStyle w:val="ListParagraph"/>
+        <w:numPr>
+          <w:ilvl w:val="2"/>
+          <w:numId w:val="1"/>
+        </w:numPr>
+      </w:pPr>
+      <w:r>
+        <w:t>Số người đã nộp Job application vào</w:t>
+      </w:r>
+    </w:p>
+    <w:p>
+      <w:pPr>
+        <w:pStyle w:val="ListParagraph"/>
+        <w:numPr>
+          <w:ilvl w:val="2"/>
+          <w:numId w:val="1"/>
+        </w:numPr>
+      </w:pPr>
+      <w:r>
+        <w:t>Candidate</w:t>
+      </w:r>
+    </w:p>
+    <w:p>
+      <w:pPr>
+        <w:pStyle w:val="ListParagraph"/>
+        <w:numPr>
+          <w:ilvl w:val="3"/>
+          <w:numId w:val="1"/>
+        </w:numPr>
+      </w:pPr>
+      <w:r>
+        <w:t>Nút ứng tuyển ngay</w:t>
+      </w:r>
+      <w:r>
+        <w:t xml:space="preserve"> (nếu chưa ứng tuyển)</w:t>
+      </w:r>
+    </w:p>
+    <w:p>
+      <w:pPr>
+        <w:pStyle w:val="ListParagraph"/>
+        <w:numPr>
+          <w:ilvl w:val="3"/>
+          <w:numId w:val="1"/>
+        </w:numPr>
+      </w:pPr>
+      <w:r>
+        <w:t xml:space="preserve"> t</w:t>
+      </w:r>
+      <w:r>
+        <w:t>rạng thái nếu đã ứng tuyển</w:t>
+      </w:r>
+      <w:r>
+        <w:t xml:space="preserve"> (nếu ứng tuyển</w:t>
+      </w:r>
+      <w:r>
+        <w:t xml:space="preserve"> ngay</w:t>
+      </w:r>
+      <w:r>
+        <w:t xml:space="preserve"> thì +1 số lượng người chỉ ở phần UI</w:t>
+      </w:r>
+      <w:r>
+        <w:t xml:space="preserve"> cho nhanh</w:t>
+      </w:r>
+      <w:r>
+        <w:t xml:space="preserve"> )</w:t>
+      </w:r>
+    </w:p>
+    <w:p>
+      <w:pPr>
+        <w:pStyle w:val="ListParagraph"/>
+        <w:numPr>
+          <w:ilvl w:val="3"/>
+          <w:numId w:val="1"/>
+        </w:numPr>
+      </w:pPr>
+      <w:r>
+        <w:t xml:space="preserve">Rút </w:t>
+      </w:r>
+      <w:r>
+        <w:t>đơn ứng tuyển</w:t>
+      </w:r>
+      <w:r>
+        <w:t xml:space="preserve"> (nếu đã nộp)</w:t>
+      </w:r>
+    </w:p>
+    <w:p>
+      <w:pPr>
+        <w:pStyle w:val="ListParagraph"/>
+        <w:numPr>
+          <w:ilvl w:val="3"/>
+          <w:numId w:val="1"/>
+        </w:numPr>
+      </w:pPr>
+      <w:r>
+        <w:t>Xem đơn ứng tuyển đã nộp</w:t>
+      </w:r>
+    </w:p>
+    <w:p>
+      <w:pPr>
+        <w:pStyle w:val="ListParagraph"/>
+        <w:numPr>
+          <w:ilvl w:val="2"/>
+          <w:numId w:val="1"/>
+        </w:numPr>
+      </w:pPr>
+      <w:r>
+        <w:t>Employer</w:t>
+      </w:r>
+    </w:p>
+    <w:p>
+      <w:pPr>
+        <w:pStyle w:val="ListParagraph"/>
+        <w:numPr>
+          <w:ilvl w:val="3"/>
+          <w:numId w:val="1"/>
+        </w:numPr>
+      </w:pPr>
+      <w:r>
+        <w:t>Xem các đơn ứng tuyển đã nộp</w:t>
+      </w:r>
+      <w:r>
+        <w:t>, có thể xem chi tiết</w:t>
+      </w:r>
+    </w:p>
+    <w:p>
+      <w:pPr>
+        <w:pStyle w:val="ListParagraph"/>
+        <w:numPr>
+          <w:ilvl w:val="3"/>
+          <w:numId w:val="1"/>
+        </w:numPr>
+      </w:pPr>
+      <w:r>
+        <w:t>Thay đổi trạng thái JobPost, Không được thay đổi thành OPEN sau khi hết hạn khai báo</w:t>
+      </w:r>
+    </w:p>
+    <w:p>
+      <w:pPr>
+        <w:pStyle w:val="ListParagraph"/>
+        <w:numPr>
+          <w:ilvl w:val="3"/>
+          <w:numId w:val="1"/>
+        </w:numPr>
+      </w:pPr>
+      <w:r>
+        <w:t>Hủy JobPost (xác nhận)</w:t>
+      </w:r>
+    </w:p>
+    <w:p>
+      <w:pPr>
+        <w:pStyle w:val="ListParagraph"/>
+        <w:numPr>
+          <w:ilvl w:val="1"/>
+          <w:numId w:val="1"/>
+        </w:numPr>
+      </w:pPr>
+      <w:r>
+        <w:t>1 Job application detail</w:t>
+      </w:r>
+      <w:r>
+        <w:t xml:space="preserve"> </w:t>
+      </w:r>
+      <w:r>
+        <w:t>(chỉ có employer, candidate chủ, và</w:t>
+      </w:r>
+      <w:r>
+        <w:t xml:space="preserve"> phải liên quan tới JobPost mới được xem</w:t>
+      </w:r>
+      <w:r>
+        <w:t xml:space="preserve"> )</w:t>
+      </w:r>
+    </w:p>
+    <w:p>
+      <w:pPr>
+        <w:pStyle w:val="ListParagraph"/>
+        <w:numPr>
+          <w:ilvl w:val="2"/>
+          <w:numId w:val="1"/>
+        </w:numPr>
+      </w:pPr>
+      <w:r>
+        <w:t>Candidate</w:t>
+      </w:r>
+    </w:p>
+    <w:p>
+      <w:pPr>
+        <w:pStyle w:val="ListParagraph"/>
+        <w:numPr>
+          <w:ilvl w:val="3"/>
+          <w:numId w:val="1"/>
+        </w:numPr>
+      </w:pPr>
+      <w:r>
+        <w:t>Thông tin Resume</w:t>
+      </w:r>
+    </w:p>
+    <w:p>
+      <w:pPr>
+        <w:pStyle w:val="ListParagraph"/>
+        <w:numPr>
+          <w:ilvl w:val="3"/>
+          <w:numId w:val="1"/>
+        </w:numPr>
+      </w:pPr>
+      <w:r>
+        <w:t>Thông tin đơn ứng tuyển (trạng thái, nếu từ chối thì có lý do)</w:t>
+      </w:r>
+    </w:p>
+    <w:p>
+      <w:pPr>
+        <w:pStyle w:val="ListParagraph"/>
+        <w:numPr>
+          <w:ilvl w:val="3"/>
+          <w:numId w:val="1"/>
+        </w:numPr>
+      </w:pPr>
+      <w:r>
+        <w:t>Rút đơn</w:t>
+      </w:r>
+    </w:p>
+    <w:p>
+      <w:pPr>
+        <w:pStyle w:val="ListParagraph"/>
+        <w:numPr>
+          <w:ilvl w:val="3"/>
+          <w:numId w:val="1"/>
+        </w:numPr>
+      </w:pPr>
+      <w:r>
+        <w:t>Nút chat với nhà tuyển dụng (nếu có thể)</w:t>
+      </w:r>
+    </w:p>
+    <w:p>
+      <w:pPr>
+        <w:pStyle w:val="ListParagraph"/>
+        <w:numPr>
+          <w:ilvl w:val="2"/>
+          <w:numId w:val="1"/>
+        </w:numPr>
+      </w:pPr>
+      <w:r>
+        <w:t>Employer</w:t>
+      </w:r>
+    </w:p>
+    <w:p>
+      <w:pPr>
+        <w:pStyle w:val="ListParagraph"/>
+        <w:numPr>
+          <w:ilvl w:val="3"/>
+          <w:numId w:val="1"/>
+        </w:numPr>
+      </w:pPr>
+      <w:r>
+        <w:t>Thông tin Resume</w:t>
+      </w:r>
+    </w:p>
+    <w:p>
+      <w:pPr>
+        <w:pStyle w:val="ListParagraph"/>
+        <w:numPr>
+          <w:ilvl w:val="3"/>
+          <w:numId w:val="1"/>
+        </w:numPr>
+      </w:pPr>
+      <w:r>
+        <w:t>Nút chọn trạng thái (nếu từ chối thì ghi lý do)</w:t>
+      </w:r>
+    </w:p>
+    <w:p>
+      <w:pPr>
+        <w:pStyle w:val="ListParagraph"/>
+        <w:numPr>
+          <w:ilvl w:val="3"/>
+          <w:numId w:val="1"/>
+        </w:numPr>
+      </w:pPr>
+      <w:r>
+        <w:t>Nút chat với ứng viên (nếu có thể)</w:t>
+      </w:r>
+    </w:p>
+    <w:p>
+      <w:pPr>
+        <w:pStyle w:val="ListParagraph"/>
+        <w:numPr>
+          <w:ilvl w:val="1"/>
+          <w:numId w:val="1"/>
+        </w:numPr>
+      </w:pPr>
+      <w:r>
+        <w:t>1 Resume Detail</w:t>
+      </w:r>
+      <w:r>
+        <w:t xml:space="preserve"> </w:t>
+      </w:r>
+      <w:r>
+        <w:t>(Chủ được xem full, người ngoài xem public)</w:t>
+      </w:r>
+    </w:p>
+    <w:p>
+      <w:pPr>
+        <w:pStyle w:val="ListParagraph"/>
+        <w:numPr>
+          <w:ilvl w:val="2"/>
+          <w:numId w:val="1"/>
+        </w:numPr>
+      </w:pPr>
+      <w:r>
+        <w:t>Thông tin cơ bản resume</w:t>
+      </w:r>
+    </w:p>
+    <w:p>
+      <w:pPr>
+        <w:pStyle w:val="ListParagraph"/>
+        <w:numPr>
+          <w:ilvl w:val="2"/>
+          <w:numId w:val="1"/>
+        </w:numPr>
+      </w:pPr>
+      <w:r>
+        <w:t xml:space="preserve">Thông tin cơ bản chủ resume </w:t>
+      </w:r>
+    </w:p>
+    <w:p>
+      <w:pPr>
+        <w:pStyle w:val="ListParagraph"/>
+        <w:numPr>
+          <w:ilvl w:val="2"/>
+          <w:numId w:val="1"/>
+        </w:numPr>
+      </w:pPr>
+      <w:r>
+        <w:t>Nút trỏ tới chủ profile</w:t>
+      </w:r>
+    </w:p>
+    <w:p>
+      <w:pPr>
+        <w:pStyle w:val="ListParagraph"/>
+        <w:numPr>
+          <w:ilvl w:val="2"/>
+          <w:numId w:val="1"/>
+        </w:numPr>
+      </w:pPr>
+      <w:r>
+        <w:t>Các JobApplication mà Resume này được gắn vào (chỉ chủ)</w:t>
+      </w:r>
+    </w:p>
+    <w:p>
+      <w:pPr>
+        <w:pStyle w:val="ListParagraph"/>
+        <w:numPr>
+          <w:ilvl w:val="2"/>
+          <w:numId w:val="1"/>
+        </w:numPr>
+      </w:pPr>
+      <w:r>
+        <w:t>Chế độ chỉnh sửa ( sửa hết, sửa cho trạng thái active )</w:t>
+      </w:r>
+    </w:p>
+    <w:p>
+      <w:pPr>
+        <w:pStyle w:val="ListParagraph"/>
+        <w:numPr>
+          <w:ilvl w:val="3"/>
+          <w:numId w:val="1"/>
+        </w:numPr>
+      </w:pPr>
+      <w:r>
+        <w:t>Xóa Resume (nếu có thể)</w:t>
+      </w:r>
+    </w:p>
+    <w:p/>
     <w:p>
       <w:pPr>
         <w:pStyle w:val="ListParagraph"/>
@@ -1869,7 +2804,7 @@
         <w:rFonts w:ascii="Courier New" w:hAnsi="Courier New" w:cs="Courier New" w:hint="default"/>
       </w:rPr>
     </w:lvl>
-    <w:lvl w:ilvl="5" w:tplc="04090005" w:tentative="1">
+    <w:lvl w:ilvl="5" w:tplc="04090005">
       <w:start w:val="1"/>
       <w:numFmt w:val="bullet"/>
       <w:lvlText w:val=""/>

--- a/Docs.docx
+++ b/Docs.docx
@@ -2141,13 +2141,7 @@
         <w:t xml:space="preserve"> jobpost</w:t>
       </w:r>
       <w:r>
-        <w:t xml:space="preserve"> </w:t>
-      </w:r>
-      <w:r>
-        <w:t xml:space="preserve">đã </w:t>
-      </w:r>
-      <w:r>
-        <w:t>tạo</w:t>
+        <w:t xml:space="preserve"> đã tạo</w:t>
       </w:r>
       <w:r>
         <w:t xml:space="preserve"> </w:t>
@@ -2511,124 +2505,217 @@
         <w:t>1 Job application detail</w:t>
       </w:r>
       <w:r>
+        <w:t xml:space="preserve"> (chỉ có employer, candidate chủ, và phải liên quan tới JobPost mới được xem )</w:t>
+      </w:r>
+    </w:p>
+    <w:p>
+      <w:pPr>
+        <w:pStyle w:val="ListParagraph"/>
+        <w:numPr>
+          <w:ilvl w:val="2"/>
+          <w:numId w:val="1"/>
+        </w:numPr>
+      </w:pPr>
+      <w:r>
+        <w:t>Candidate</w:t>
+      </w:r>
+    </w:p>
+    <w:p>
+      <w:pPr>
+        <w:pStyle w:val="ListParagraph"/>
+        <w:numPr>
+          <w:ilvl w:val="3"/>
+          <w:numId w:val="1"/>
+        </w:numPr>
+      </w:pPr>
+      <w:r>
+        <w:t>Thông tin Resume</w:t>
+      </w:r>
+    </w:p>
+    <w:p>
+      <w:pPr>
+        <w:pStyle w:val="ListParagraph"/>
+        <w:numPr>
+          <w:ilvl w:val="3"/>
+          <w:numId w:val="1"/>
+        </w:numPr>
+      </w:pPr>
+      <w:r>
+        <w:t>Thông tin đơn ứng tuyển (trạng thái, nếu từ chối thì có lý do)</w:t>
+      </w:r>
+    </w:p>
+    <w:p>
+      <w:pPr>
+        <w:pStyle w:val="ListParagraph"/>
+        <w:numPr>
+          <w:ilvl w:val="3"/>
+          <w:numId w:val="1"/>
+        </w:numPr>
+      </w:pPr>
+      <w:r>
+        <w:t>Rút đơn</w:t>
+      </w:r>
+    </w:p>
+    <w:p>
+      <w:pPr>
+        <w:pStyle w:val="ListParagraph"/>
+        <w:numPr>
+          <w:ilvl w:val="3"/>
+          <w:numId w:val="1"/>
+        </w:numPr>
+      </w:pPr>
+      <w:r>
+        <w:t>Nút chat với nhà tuyển dụng (nếu có thể)</w:t>
+      </w:r>
+    </w:p>
+    <w:p>
+      <w:pPr>
+        <w:pStyle w:val="ListParagraph"/>
+        <w:numPr>
+          <w:ilvl w:val="2"/>
+          <w:numId w:val="1"/>
+        </w:numPr>
+      </w:pPr>
+      <w:r>
+        <w:t>Employer</w:t>
+      </w:r>
+    </w:p>
+    <w:p>
+      <w:pPr>
+        <w:pStyle w:val="ListParagraph"/>
+        <w:numPr>
+          <w:ilvl w:val="3"/>
+          <w:numId w:val="1"/>
+        </w:numPr>
+      </w:pPr>
+      <w:r>
+        <w:t>Thông tin Resume</w:t>
+      </w:r>
+    </w:p>
+    <w:p>
+      <w:pPr>
+        <w:pStyle w:val="ListParagraph"/>
+        <w:numPr>
+          <w:ilvl w:val="3"/>
+          <w:numId w:val="1"/>
+        </w:numPr>
+      </w:pPr>
+      <w:r>
+        <w:t>Nút chọn trạng thái (nếu từ chối thì ghi lý do)</w:t>
+      </w:r>
+    </w:p>
+    <w:p>
+      <w:pPr>
+        <w:pStyle w:val="ListParagraph"/>
+        <w:numPr>
+          <w:ilvl w:val="3"/>
+          <w:numId w:val="1"/>
+        </w:numPr>
+      </w:pPr>
+      <w:r>
+        <w:t>Nút chat với ứng viên (nếu có thể)</w:t>
+      </w:r>
+    </w:p>
+    <w:p>
+      <w:pPr>
+        <w:pStyle w:val="ListParagraph"/>
+        <w:numPr>
+          <w:ilvl w:val="1"/>
+          <w:numId w:val="1"/>
+        </w:numPr>
+      </w:pPr>
+      <w:r>
+        <w:t>1 Resume Detail</w:t>
+      </w:r>
+      <w:r>
         <w:t xml:space="preserve"> </w:t>
       </w:r>
       <w:r>
-        <w:t>(chỉ có employer, candidate chủ, và</w:t>
-      </w:r>
-      <w:r>
-        <w:t xml:space="preserve"> phải liên quan tới JobPost mới được xem</w:t>
-      </w:r>
-      <w:r>
-        <w:t xml:space="preserve"> )</w:t>
-      </w:r>
-    </w:p>
-    <w:p>
-      <w:pPr>
-        <w:pStyle w:val="ListParagraph"/>
-        <w:numPr>
-          <w:ilvl w:val="2"/>
-          <w:numId w:val="1"/>
-        </w:numPr>
-      </w:pPr>
-      <w:r>
-        <w:t>Candidate</w:t>
-      </w:r>
-    </w:p>
-    <w:p>
-      <w:pPr>
-        <w:pStyle w:val="ListParagraph"/>
-        <w:numPr>
-          <w:ilvl w:val="3"/>
-          <w:numId w:val="1"/>
-        </w:numPr>
-      </w:pPr>
-      <w:r>
-        <w:t>Thông tin Resume</w:t>
-      </w:r>
-    </w:p>
-    <w:p>
-      <w:pPr>
-        <w:pStyle w:val="ListParagraph"/>
-        <w:numPr>
-          <w:ilvl w:val="3"/>
-          <w:numId w:val="1"/>
-        </w:numPr>
-      </w:pPr>
-      <w:r>
-        <w:t>Thông tin đơn ứng tuyển (trạng thái, nếu từ chối thì có lý do)</w:t>
-      </w:r>
-    </w:p>
-    <w:p>
-      <w:pPr>
-        <w:pStyle w:val="ListParagraph"/>
-        <w:numPr>
-          <w:ilvl w:val="3"/>
-          <w:numId w:val="1"/>
-        </w:numPr>
-      </w:pPr>
-      <w:r>
-        <w:t>Rút đơn</w:t>
-      </w:r>
-    </w:p>
-    <w:p>
-      <w:pPr>
-        <w:pStyle w:val="ListParagraph"/>
-        <w:numPr>
-          <w:ilvl w:val="3"/>
-          <w:numId w:val="1"/>
-        </w:numPr>
-      </w:pPr>
-      <w:r>
-        <w:t>Nút chat với nhà tuyển dụng (nếu có thể)</w:t>
-      </w:r>
-    </w:p>
-    <w:p>
-      <w:pPr>
-        <w:pStyle w:val="ListParagraph"/>
-        <w:numPr>
-          <w:ilvl w:val="2"/>
-          <w:numId w:val="1"/>
-        </w:numPr>
-      </w:pPr>
-      <w:r>
-        <w:t>Employer</w:t>
-      </w:r>
-    </w:p>
-    <w:p>
-      <w:pPr>
-        <w:pStyle w:val="ListParagraph"/>
-        <w:numPr>
-          <w:ilvl w:val="3"/>
-          <w:numId w:val="1"/>
-        </w:numPr>
-      </w:pPr>
-      <w:r>
-        <w:t>Thông tin Resume</w:t>
-      </w:r>
-    </w:p>
-    <w:p>
-      <w:pPr>
-        <w:pStyle w:val="ListParagraph"/>
-        <w:numPr>
-          <w:ilvl w:val="3"/>
-          <w:numId w:val="1"/>
-        </w:numPr>
-      </w:pPr>
-      <w:r>
-        <w:t>Nút chọn trạng thái (nếu từ chối thì ghi lý do)</w:t>
-      </w:r>
-    </w:p>
-    <w:p>
-      <w:pPr>
-        <w:pStyle w:val="ListParagraph"/>
-        <w:numPr>
-          <w:ilvl w:val="3"/>
-          <w:numId w:val="1"/>
-        </w:numPr>
-      </w:pPr>
-      <w:r>
-        <w:t>Nút chat với ứng viên (nếu có thể)</w:t>
+        <w:t>(Chủ được xem full, người ngoài xem public)</w:t>
+      </w:r>
+    </w:p>
+    <w:p>
+      <w:pPr>
+        <w:pStyle w:val="ListParagraph"/>
+        <w:numPr>
+          <w:ilvl w:val="2"/>
+          <w:numId w:val="1"/>
+        </w:numPr>
+      </w:pPr>
+      <w:r>
+        <w:t>Thông tin cơ bản resume</w:t>
+      </w:r>
+    </w:p>
+    <w:p>
+      <w:pPr>
+        <w:pStyle w:val="ListParagraph"/>
+        <w:numPr>
+          <w:ilvl w:val="2"/>
+          <w:numId w:val="1"/>
+        </w:numPr>
+      </w:pPr>
+      <w:r>
+        <w:t xml:space="preserve">Thông tin cơ bản chủ resume </w:t>
+      </w:r>
+    </w:p>
+    <w:p>
+      <w:pPr>
+        <w:pStyle w:val="ListParagraph"/>
+        <w:numPr>
+          <w:ilvl w:val="2"/>
+          <w:numId w:val="1"/>
+        </w:numPr>
+      </w:pPr>
+      <w:r>
+        <w:t>Nút trỏ tới chủ profile</w:t>
+      </w:r>
+    </w:p>
+    <w:p>
+      <w:pPr>
+        <w:pStyle w:val="ListParagraph"/>
+        <w:numPr>
+          <w:ilvl w:val="2"/>
+          <w:numId w:val="1"/>
+        </w:numPr>
+      </w:pPr>
+      <w:r>
+        <w:t>Các JobApplication mà Resume này được gắn vào (chỉ chủ)</w:t>
+      </w:r>
+    </w:p>
+    <w:p>
+      <w:pPr>
+        <w:pStyle w:val="ListParagraph"/>
+        <w:numPr>
+          <w:ilvl w:val="2"/>
+          <w:numId w:val="1"/>
+        </w:numPr>
+      </w:pPr>
+      <w:r>
+        <w:t>Chế độ chỉnh sửa ( sửa hết, sửa cho trạng thái active )</w:t>
+      </w:r>
+    </w:p>
+    <w:p>
+      <w:pPr>
+        <w:pStyle w:val="ListParagraph"/>
+        <w:numPr>
+          <w:ilvl w:val="3"/>
+          <w:numId w:val="1"/>
+        </w:numPr>
+      </w:pPr>
+      <w:r>
+        <w:t>Xóa Resume (nếu có thể)</w:t>
+      </w:r>
+    </w:p>
+    <w:p>
+      <w:pPr>
+        <w:pStyle w:val="ListParagraph"/>
+        <w:numPr>
+          <w:ilvl w:val="0"/>
+          <w:numId w:val="1"/>
+        </w:numPr>
+      </w:pPr>
+      <w:r>
+        <w:t>Các model cần phải select related khi code admin</w:t>
       </w:r>
     </w:p>
     <w:p>
@@ -2640,87 +2727,10 @@
         </w:numPr>
       </w:pPr>
       <w:r>
-        <w:t>1 Resume Detail</w:t>
-      </w:r>
-      <w:r>
-        <w:t xml:space="preserve"> </w:t>
-      </w:r>
-      <w:r>
-        <w:t>(Chủ được xem full, người ngoài xem public)</w:t>
-      </w:r>
-    </w:p>
-    <w:p>
-      <w:pPr>
-        <w:pStyle w:val="ListParagraph"/>
-        <w:numPr>
-          <w:ilvl w:val="2"/>
-          <w:numId w:val="1"/>
-        </w:numPr>
-      </w:pPr>
-      <w:r>
-        <w:t>Thông tin cơ bản resume</w:t>
-      </w:r>
-    </w:p>
-    <w:p>
-      <w:pPr>
-        <w:pStyle w:val="ListParagraph"/>
-        <w:numPr>
-          <w:ilvl w:val="2"/>
-          <w:numId w:val="1"/>
-        </w:numPr>
-      </w:pPr>
-      <w:r>
-        <w:t xml:space="preserve">Thông tin cơ bản chủ resume </w:t>
-      </w:r>
-    </w:p>
-    <w:p>
-      <w:pPr>
-        <w:pStyle w:val="ListParagraph"/>
-        <w:numPr>
-          <w:ilvl w:val="2"/>
-          <w:numId w:val="1"/>
-        </w:numPr>
-      </w:pPr>
-      <w:r>
-        <w:t>Nút trỏ tới chủ profile</w:t>
-      </w:r>
-    </w:p>
-    <w:p>
-      <w:pPr>
-        <w:pStyle w:val="ListParagraph"/>
-        <w:numPr>
-          <w:ilvl w:val="2"/>
-          <w:numId w:val="1"/>
-        </w:numPr>
-      </w:pPr>
-      <w:r>
-        <w:t>Các JobApplication mà Resume này được gắn vào (chỉ chủ)</w:t>
-      </w:r>
-    </w:p>
-    <w:p>
-      <w:pPr>
-        <w:pStyle w:val="ListParagraph"/>
-        <w:numPr>
-          <w:ilvl w:val="2"/>
-          <w:numId w:val="1"/>
-        </w:numPr>
-      </w:pPr>
-      <w:r>
-        <w:t>Chế độ chỉnh sửa ( sửa hết, sửa cho trạng thái active )</w:t>
-      </w:r>
-    </w:p>
-    <w:p>
-      <w:pPr>
-        <w:pStyle w:val="ListParagraph"/>
-        <w:numPr>
-          <w:ilvl w:val="3"/>
-          <w:numId w:val="1"/>
-        </w:numPr>
-      </w:pPr>
-      <w:r>
-        <w:t>Xóa Resume (nếu có thể)</w:t>
-      </w:r>
-    </w:p>
+        <w:t>JobApplication</w:t>
+      </w:r>
+    </w:p>
+    <w:p/>
     <w:p/>
     <w:p>
       <w:pPr>
